--- a/docs/Volumetric_Cloud_Project_Report.docx
+++ b/docs/Volumetric_Cloud_Project_Report.docx
@@ -17,46 +17,88 @@
     </w:p>
     <w:p>
       <w:pPr>
-        <w:spacing w:after="120" w:lineRule="auto"/>
+        <w:spacing w:line="360" w:lineRule="auto"/>
         <w:jc w:val="center"/>
-        <w:rPr>
-          <w:rFonts w:ascii="Times New Roman" w:cs="Times New Roman" w:eastAsia="Times New Roman" w:hAnsi="Times New Roman"/>
-        </w:rPr>
-      </w:pPr>
-      <w:r>
         <w:rPr>
           <w:rFonts w:ascii="Times New Roman" w:cs="Times New Roman" w:eastAsia="Times New Roman" w:hAnsi="Times New Roman"/>
           <w:b w:val="1"/>
           <w:bCs w:val="1"/>
           <w:sz w:val="32"/>
           <w:szCs w:val="32"/>
-          <w:rtl w:val="0"/>
-        </w:rPr>
-        <w:t xml:space="preserve">KATHMANDU UNIVERSITY</w:t>
-      </w:r>
-      <w:r>
-        <w:rPr>
-          <w:rtl w:val="0"/>
-        </w:rPr>
-      </w:r>
-    </w:p>
-    <w:p>
-      <w:pPr>
-        <w:spacing w:after="120" w:lineRule="auto"/>
+        </w:rPr>
+      </w:pPr>
+      <w:r>
+        <w:rPr>
+          <w:rFonts w:ascii="Times New Roman" w:cs="Times New Roman" w:eastAsia="Times New Roman" w:hAnsi="Times New Roman"/>
+          <w:b w:val="1"/>
+          <w:bCs w:val="1"/>
+          <w:sz w:val="32"/>
+          <w:szCs w:val="32"/>
+          <w:rtl w:val="0"/>
+        </w:rPr>
+        <w:t xml:space="preserve">Kathmandu University</w:t>
+      </w:r>
+    </w:p>
+    <w:p>
+      <w:pPr>
+        <w:spacing w:line="360" w:lineRule="auto"/>
         <w:jc w:val="center"/>
         <w:rPr>
           <w:rFonts w:ascii="Times New Roman" w:cs="Times New Roman" w:eastAsia="Times New Roman" w:hAnsi="Times New Roman"/>
-        </w:rPr>
-      </w:pPr>
-      <w:r>
-        <w:rPr>
-          <w:rFonts w:ascii="Times New Roman" w:cs="Times New Roman" w:eastAsia="Times New Roman" w:hAnsi="Times New Roman"/>
-          <w:sz w:val="24"/>
-          <w:szCs w:val="24"/>
-          <w:rtl w:val="0"/>
-        </w:rPr>
-        <w:t xml:space="preserve">School of Engineering</w:t>
-      </w:r>
+          <w:b w:val="1"/>
+          <w:bCs w:val="1"/>
+          <w:sz w:val="32"/>
+          <w:szCs w:val="32"/>
+        </w:rPr>
+      </w:pPr>
+      <w:r>
+        <w:rPr>
+          <w:rFonts w:ascii="Times New Roman" w:cs="Times New Roman" w:eastAsia="Times New Roman" w:hAnsi="Times New Roman"/>
+          <w:b w:val="1"/>
+          <w:bCs w:val="1"/>
+          <w:sz w:val="32"/>
+          <w:szCs w:val="32"/>
+          <w:rtl w:val="0"/>
+        </w:rPr>
+        <w:t xml:space="preserve">Department of Computer Science and Engineering </w:t>
+      </w:r>
+    </w:p>
+    <w:p>
+      <w:pPr>
+        <w:spacing w:line="360" w:lineRule="auto"/>
+        <w:jc w:val="center"/>
+        <w:rPr>
+          <w:rFonts w:ascii="Times New Roman" w:cs="Times New Roman" w:eastAsia="Times New Roman" w:hAnsi="Times New Roman"/>
+          <w:b w:val="1"/>
+          <w:bCs w:val="1"/>
+          <w:sz w:val="32"/>
+          <w:szCs w:val="32"/>
+        </w:rPr>
+      </w:pPr>
+      <w:r>
+        <w:rPr>
+          <w:rFonts w:ascii="Times New Roman" w:cs="Times New Roman" w:eastAsia="Times New Roman" w:hAnsi="Times New Roman"/>
+          <w:b w:val="1"/>
+          <w:bCs w:val="1"/>
+          <w:sz w:val="32"/>
+          <w:szCs w:val="32"/>
+          <w:rtl w:val="0"/>
+        </w:rPr>
+        <w:t xml:space="preserve">Dhulikhel, Kavre</w:t>
+      </w:r>
+    </w:p>
+    <w:p>
+      <w:pPr>
+        <w:spacing w:line="360" w:lineRule="auto"/>
+        <w:jc w:val="center"/>
+        <w:rPr>
+          <w:rFonts w:ascii="Times New Roman" w:cs="Times New Roman" w:eastAsia="Times New Roman" w:hAnsi="Times New Roman"/>
+          <w:b w:val="1"/>
+          <w:bCs w:val="1"/>
+          <w:sz w:val="32"/>
+          <w:szCs w:val="32"/>
+        </w:rPr>
+      </w:pPr>
       <w:r>
         <w:rPr>
           <w:rtl w:val="0"/>
@@ -73,45 +115,32 @@
       </w:pPr>
       <w:r>
         <w:rPr>
-          <w:rFonts w:ascii="Times New Roman" w:cs="Times New Roman" w:eastAsia="Times New Roman" w:hAnsi="Times New Roman"/>
-          <w:sz w:val="24"/>
-          <w:szCs w:val="24"/>
-          <w:rtl w:val="0"/>
-        </w:rPr>
-        <w:t xml:space="preserve">Department of Computer Science and Engineering</w:t>
-      </w:r>
-      <w:r>
-        <w:rPr>
-          <w:rtl w:val="0"/>
-        </w:rPr>
-      </w:r>
-    </w:p>
-    <w:p>
-      <w:pPr>
-        <w:spacing w:after="600" w:lineRule="auto"/>
-        <w:jc w:val="center"/>
-        <w:rPr>
-          <w:rFonts w:ascii="Times New Roman" w:cs="Times New Roman" w:eastAsia="Times New Roman" w:hAnsi="Times New Roman"/>
-        </w:rPr>
-      </w:pPr>
-      <w:r>
-        <w:rPr>
-          <w:rFonts w:ascii="Times New Roman" w:cs="Times New Roman" w:eastAsia="Times New Roman" w:hAnsi="Times New Roman"/>
-        </w:rPr>
+          <w:rtl w:val="0"/>
+        </w:rPr>
+      </w:r>
+      <w:r>
         <w:drawing>
-          <wp:inline distB="114300" distT="114300" distL="114300" distR="114300">
-            <wp:extent cx="1885894" cy="1879346"/>
+          <wp:anchor allowOverlap="1" behindDoc="0" distB="114300" distT="114300" distL="114300" distR="114300" hidden="0" layoutInCell="1" locked="0" relativeHeight="0" simplePos="0">
+            <wp:simplePos x="0" y="0"/>
+            <wp:positionH relativeFrom="column">
+              <wp:posOffset>2065500</wp:posOffset>
+            </wp:positionH>
+            <wp:positionV relativeFrom="paragraph">
+              <wp:posOffset>363885</wp:posOffset>
+            </wp:positionV>
+            <wp:extent cx="1596862" cy="1588798"/>
             <wp:effectExtent b="0" l="0" r="0" t="0"/>
-            <wp:docPr id="2" name="image1.png"/>
+            <wp:wrapNone/>
+            <wp:docPr id="3" name="image5.png"/>
             <a:graphic>
               <a:graphicData uri="http://schemas.openxmlformats.org/drawingml/2006/picture">
                 <pic:pic>
                   <pic:nvPicPr>
-                    <pic:cNvPr id="0" name="image1.png"/>
+                    <pic:cNvPr id="0" name="image5.png"/>
                     <pic:cNvPicPr preferRelativeResize="0"/>
                   </pic:nvPicPr>
                   <pic:blipFill>
-                    <a:blip r:embed="rId6"/>
+                    <a:blip r:embed="rId7"/>
                     <a:srcRect b="0" l="0" r="0" t="0"/>
                     <a:stretch>
                       <a:fillRect/>
@@ -120,7 +149,7 @@
                   <pic:spPr>
                     <a:xfrm>
                       <a:off x="0" y="0"/>
-                      <a:ext cx="1885894" cy="1879346"/>
+                      <a:ext cx="1596862" cy="1588798"/>
                     </a:xfrm>
                     <a:prstGeom prst="rect"/>
                     <a:ln/>
@@ -128,9 +157,60 @@
                 </pic:pic>
               </a:graphicData>
             </a:graphic>
-          </wp:inline>
+          </wp:anchor>
         </w:drawing>
       </w:r>
+    </w:p>
+    <w:p>
+      <w:pPr>
+        <w:spacing w:after="600" w:lineRule="auto"/>
+        <w:jc w:val="center"/>
+        <w:rPr>
+          <w:rFonts w:ascii="Times New Roman" w:cs="Times New Roman" w:eastAsia="Times New Roman" w:hAnsi="Times New Roman"/>
+        </w:rPr>
+      </w:pPr>
+      <w:r>
+        <w:rPr>
+          <w:rtl w:val="0"/>
+        </w:rPr>
+      </w:r>
+    </w:p>
+    <w:p>
+      <w:pPr>
+        <w:spacing w:after="600" w:lineRule="auto"/>
+        <w:jc w:val="center"/>
+        <w:rPr>
+          <w:rFonts w:ascii="Times New Roman" w:cs="Times New Roman" w:eastAsia="Times New Roman" w:hAnsi="Times New Roman"/>
+        </w:rPr>
+      </w:pPr>
+      <w:r>
+        <w:rPr>
+          <w:rtl w:val="0"/>
+        </w:rPr>
+      </w:r>
+    </w:p>
+    <w:p>
+      <w:pPr>
+        <w:spacing w:after="600" w:lineRule="auto"/>
+        <w:jc w:val="center"/>
+        <w:rPr>
+          <w:rFonts w:ascii="Times New Roman" w:cs="Times New Roman" w:eastAsia="Times New Roman" w:hAnsi="Times New Roman"/>
+        </w:rPr>
+      </w:pPr>
+      <w:r>
+        <w:rPr>
+          <w:rtl w:val="0"/>
+        </w:rPr>
+      </w:r>
+    </w:p>
+    <w:p>
+      <w:pPr>
+        <w:spacing w:after="600" w:lineRule="auto"/>
+        <w:jc w:val="center"/>
+        <w:rPr>
+          <w:rFonts w:ascii="Times New Roman" w:cs="Times New Roman" w:eastAsia="Times New Roman" w:hAnsi="Times New Roman"/>
+        </w:rPr>
+      </w:pPr>
       <w:r>
         <w:rPr>
           <w:rtl w:val="0"/>
@@ -151,7 +231,6 @@
           <w:i w:val="0"/>
           <w:iCs w:val="0"/>
           <w:smallCaps w:val="0"/>
-          <w:color w:val="666666"/>
           <w:sz w:val="22"/>
           <w:szCs w:val="22"/>
           <w:rtl w:val="0"/>
@@ -170,6 +249,8 @@
         <w:jc w:val="center"/>
         <w:rPr>
           <w:rFonts w:ascii="Times New Roman" w:cs="Times New Roman" w:eastAsia="Times New Roman" w:hAnsi="Times New Roman"/>
+          <w:sz w:val="28"/>
+          <w:szCs w:val="28"/>
         </w:rPr>
       </w:pPr>
       <w:r>
@@ -181,8 +262,8 @@
           <w:iCs w:val="0"/>
           <w:smallCaps w:val="0"/>
           <w:color w:val="000000"/>
-          <w:sz w:val="30"/>
-          <w:szCs w:val="30"/>
+          <w:sz w:val="28"/>
+          <w:szCs w:val="28"/>
           <w:rtl w:val="0"/>
         </w:rPr>
         <w:t xml:space="preserve">REAL-TIME VOLUMETRIC CLOUD RENDERING</w:t>
@@ -197,11 +278,6 @@
       <w:pPr>
         <w:spacing w:after="160" w:lineRule="auto"/>
         <w:jc w:val="center"/>
-        <w:rPr>
-          <w:rFonts w:ascii="Times New Roman" w:cs="Times New Roman" w:eastAsia="Times New Roman" w:hAnsi="Times New Roman"/>
-        </w:rPr>
-      </w:pPr>
-      <w:r>
         <w:rPr>
           <w:rFonts w:ascii="Times New Roman" w:cs="Times New Roman" w:eastAsia="Times New Roman" w:hAnsi="Times New Roman"/>
           <w:b w:val="1"/>
@@ -210,51 +286,8 @@
           <w:iCs w:val="0"/>
           <w:smallCaps w:val="0"/>
           <w:color w:val="000000"/>
-          <w:sz w:val="30"/>
-          <w:szCs w:val="30"/>
-          <w:rtl w:val="0"/>
-        </w:rPr>
-        <w:t xml:space="preserve">USING RAYMARCHING IN ODIN</w:t>
-      </w:r>
-      <w:r>
-        <w:rPr>
-          <w:rtl w:val="0"/>
-        </w:rPr>
-      </w:r>
-    </w:p>
-    <w:p>
-      <w:pPr>
-        <w:spacing w:after="700" w:lineRule="auto"/>
-        <w:jc w:val="center"/>
-        <w:rPr>
-          <w:rFonts w:ascii="Times New Roman" w:cs="Times New Roman" w:eastAsia="Times New Roman" w:hAnsi="Times New Roman"/>
-        </w:rPr>
-      </w:pPr>
-      <w:r>
-        <w:rPr>
-          <w:rFonts w:ascii="Times New Roman" w:cs="Times New Roman" w:eastAsia="Times New Roman" w:hAnsi="Times New Roman"/>
-          <w:i w:val="1"/>
-          <w:iCs w:val="1"/>
-          <w:smallCaps w:val="0"/>
-          <w:color w:val="000000"/>
-          <w:sz w:val="24"/>
-          <w:szCs w:val="24"/>
-          <w:rtl w:val="0"/>
-        </w:rPr>
-        <w:t xml:space="preserve">Computer Graphics (COMP342)</w:t>
-      </w:r>
-      <w:r>
-        <w:rPr>
-          <w:rtl w:val="0"/>
-        </w:rPr>
-      </w:r>
-    </w:p>
-    <w:p>
-      <w:pPr>
-        <w:spacing w:after="100" w:lineRule="auto"/>
-        <w:jc w:val="center"/>
-        <w:rPr>
-          <w:rFonts w:ascii="Times New Roman" w:cs="Times New Roman" w:eastAsia="Times New Roman" w:hAnsi="Times New Roman"/>
+          <w:sz w:val="28"/>
+          <w:szCs w:val="28"/>
         </w:rPr>
       </w:pPr>
       <w:r>
@@ -266,65 +299,64 @@
           <w:iCs w:val="0"/>
           <w:smallCaps w:val="0"/>
           <w:color w:val="000000"/>
-          <w:sz w:val="22"/>
-          <w:szCs w:val="22"/>
-          <w:rtl w:val="0"/>
-        </w:rPr>
-        <w:t xml:space="preserve">Submitted by:</w:t>
-      </w:r>
-      <w:r>
-        <w:rPr>
-          <w:rtl w:val="0"/>
-        </w:rPr>
-      </w:r>
-    </w:p>
-    <w:p>
-      <w:pPr>
-        <w:spacing w:after="120" w:lineRule="auto"/>
+          <w:sz w:val="28"/>
+          <w:szCs w:val="28"/>
+          <w:rtl w:val="0"/>
+        </w:rPr>
+        <w:t xml:space="preserve">USING RAYMARCHING IN ODIN</w:t>
+      </w:r>
+    </w:p>
+    <w:p>
+      <w:pPr>
+        <w:spacing w:after="160" w:lineRule="auto"/>
         <w:jc w:val="center"/>
         <w:rPr>
           <w:rFonts w:ascii="Times New Roman" w:cs="Times New Roman" w:eastAsia="Times New Roman" w:hAnsi="Times New Roman"/>
-        </w:rPr>
-      </w:pPr>
-      <w:r>
-        <w:rPr>
-          <w:rFonts w:ascii="Times New Roman" w:cs="Times New Roman" w:eastAsia="Times New Roman" w:hAnsi="Times New Roman"/>
-          <w:i w:val="0"/>
-          <w:iCs w:val="0"/>
+          <w:b w:val="1"/>
+          <w:bCs w:val="1"/>
+          <w:sz w:val="30"/>
+          <w:szCs w:val="30"/>
+        </w:rPr>
+      </w:pPr>
+      <w:r>
+        <w:rPr>
+          <w:rtl w:val="0"/>
+        </w:rPr>
+      </w:r>
+    </w:p>
+    <w:p>
+      <w:pPr>
+        <w:spacing w:after="700" w:lineRule="auto"/>
+        <w:jc w:val="center"/>
+        <w:rPr>
+          <w:rFonts w:ascii="Times New Roman" w:cs="Times New Roman" w:eastAsia="Times New Roman" w:hAnsi="Times New Roman"/>
+          <w:b w:val="1"/>
+          <w:bCs w:val="1"/>
+        </w:rPr>
+      </w:pPr>
+      <w:r>
+        <w:rPr>
+          <w:rFonts w:ascii="Times New Roman" w:cs="Times New Roman" w:eastAsia="Times New Roman" w:hAnsi="Times New Roman"/>
+          <w:b w:val="1"/>
+          <w:bCs w:val="1"/>
+          <w:sz w:val="24"/>
+          <w:szCs w:val="24"/>
+          <w:rtl w:val="0"/>
+        </w:rPr>
+        <w:t xml:space="preserve">Subject: </w:t>
+      </w:r>
+      <w:r>
+        <w:rPr>
+          <w:rFonts w:ascii="Times New Roman" w:cs="Times New Roman" w:eastAsia="Times New Roman" w:hAnsi="Times New Roman"/>
+          <w:b w:val="1"/>
+          <w:bCs w:val="1"/>
           <w:smallCaps w:val="0"/>
           <w:color w:val="000000"/>
-          <w:sz w:val="22"/>
-          <w:szCs w:val="22"/>
-          <w:rtl w:val="0"/>
-        </w:rPr>
-        <w:t xml:space="preserve">Sadit Rasaili (Roll No. 40)</w:t>
-      </w:r>
-      <w:r>
-        <w:rPr>
-          <w:rtl w:val="0"/>
-        </w:rPr>
-      </w:r>
-    </w:p>
-    <w:p>
-      <w:pPr>
-        <w:spacing w:after="500" w:lineRule="auto"/>
-        <w:jc w:val="center"/>
-        <w:rPr>
-          <w:rFonts w:ascii="Times New Roman" w:cs="Times New Roman" w:eastAsia="Times New Roman" w:hAnsi="Times New Roman"/>
-        </w:rPr>
-      </w:pPr>
-      <w:r>
-        <w:rPr>
-          <w:rFonts w:ascii="Times New Roman" w:cs="Times New Roman" w:eastAsia="Times New Roman" w:hAnsi="Times New Roman"/>
-          <w:i w:val="0"/>
-          <w:iCs w:val="0"/>
-          <w:smallCaps w:val="0"/>
-          <w:color w:val="000000"/>
-          <w:sz w:val="22"/>
-          <w:szCs w:val="22"/>
-          <w:rtl w:val="0"/>
-        </w:rPr>
-        <w:t xml:space="preserve">Samyak Maharjan (Roll No. 27)</w:t>
+          <w:sz w:val="24"/>
+          <w:szCs w:val="24"/>
+          <w:rtl w:val="0"/>
+        </w:rPr>
+        <w:t xml:space="preserve">Computer Graphics (COMP342)</w:t>
       </w:r>
       <w:r>
         <w:rPr>
@@ -353,7 +385,7 @@
           <w:szCs w:val="22"/>
           <w:rtl w:val="0"/>
         </w:rPr>
-        <w:t xml:space="preserve">Submitted to:</w:t>
+        <w:t xml:space="preserve">Submitted by:</w:t>
       </w:r>
       <w:r>
         <w:rPr>
@@ -380,17 +412,17 @@
           <w:szCs w:val="22"/>
           <w:rtl w:val="0"/>
         </w:rPr>
-        <w:t xml:space="preserve">Mr. Dhiraj Shrestha</w:t>
-      </w:r>
-      <w:r>
-        <w:rPr>
-          <w:rtl w:val="0"/>
-        </w:rPr>
-      </w:r>
-    </w:p>
-    <w:p>
-      <w:pPr>
-        <w:spacing w:after="700" w:lineRule="auto"/>
+        <w:t xml:space="preserve">Sadit Rasaili (Roll No. 40)</w:t>
+      </w:r>
+      <w:r>
+        <w:rPr>
+          <w:rtl w:val="0"/>
+        </w:rPr>
+      </w:r>
+    </w:p>
+    <w:p>
+      <w:pPr>
+        <w:spacing w:after="500" w:lineRule="auto"/>
         <w:jc w:val="center"/>
         <w:rPr>
           <w:rFonts w:ascii="Times New Roman" w:cs="Times New Roman" w:eastAsia="Times New Roman" w:hAnsi="Times New Roman"/>
@@ -407,7 +439,56 @@
           <w:szCs w:val="22"/>
           <w:rtl w:val="0"/>
         </w:rPr>
-        <w:t xml:space="preserve">Department of Computer Science and Engineering</w:t>
+        <w:t xml:space="preserve">Samyak Maharjan (Roll No. 2</w:t>
+      </w:r>
+      <w:r>
+        <w:rPr>
+          <w:rFonts w:ascii="Times New Roman" w:cs="Times New Roman" w:eastAsia="Times New Roman" w:hAnsi="Times New Roman"/>
+          <w:rtl w:val="0"/>
+        </w:rPr>
+        <w:t xml:space="preserve">3</w:t>
+      </w:r>
+      <w:r>
+        <w:rPr>
+          <w:rFonts w:ascii="Times New Roman" w:cs="Times New Roman" w:eastAsia="Times New Roman" w:hAnsi="Times New Roman"/>
+          <w:i w:val="0"/>
+          <w:iCs w:val="0"/>
+          <w:smallCaps w:val="0"/>
+          <w:color w:val="000000"/>
+          <w:sz w:val="22"/>
+          <w:szCs w:val="22"/>
+          <w:rtl w:val="0"/>
+        </w:rPr>
+        <w:t xml:space="preserve">)</w:t>
+      </w:r>
+      <w:r>
+        <w:rPr>
+          <w:rtl w:val="0"/>
+        </w:rPr>
+      </w:r>
+    </w:p>
+    <w:p>
+      <w:pPr>
+        <w:spacing w:after="100" w:lineRule="auto"/>
+        <w:jc w:val="center"/>
+        <w:rPr>
+          <w:rFonts w:ascii="Times New Roman" w:cs="Times New Roman" w:eastAsia="Times New Roman" w:hAnsi="Times New Roman"/>
+        </w:rPr>
+      </w:pPr>
+      <w:r>
+        <w:rPr>
+          <w:rFonts w:ascii="Times New Roman" w:cs="Times New Roman" w:eastAsia="Times New Roman" w:hAnsi="Times New Roman"/>
+          <w:b w:val="1"/>
+          <w:bCs w:val="1"/>
+          <w:i w:val="0"/>
+          <w:iCs w:val="0"/>
+          <w:smallCaps w:val="0"/>
+          <w:color w:val="000000"/>
+          <w:sz w:val="22"/>
+          <w:szCs w:val="22"/>
+          <w:rtl w:val="0"/>
+        </w:rPr>
+        <w:t xml:space="preserve">Submitted to:</w:t>
       </w:r>
       <w:r>
         <w:rPr>
@@ -426,24 +507,52 @@
       <w:r>
         <w:rPr>
           <w:rFonts w:ascii="Times New Roman" w:cs="Times New Roman" w:eastAsia="Times New Roman" w:hAnsi="Times New Roman"/>
-          <w:i w:val="1"/>
-          <w:iCs w:val="1"/>
-          <w:color w:val="666666"/>
-          <w:sz w:val="20"/>
-          <w:szCs w:val="20"/>
-          <w:rtl w:val="0"/>
-        </w:rPr>
-        <w:t xml:space="preserve">2026-07-30</w:t>
-      </w:r>
-      <w:r>
-        <w:rPr>
-          <w:rtl w:val="0"/>
-        </w:rPr>
-      </w:r>
-    </w:p>
-    <w:p>
-      <w:pPr>
-        <w:spacing w:after="120" w:lineRule="auto"/>
+          <w:i w:val="0"/>
+          <w:iCs w:val="0"/>
+          <w:smallCaps w:val="0"/>
+          <w:color w:val="000000"/>
+          <w:sz w:val="22"/>
+          <w:szCs w:val="22"/>
+          <w:rtl w:val="0"/>
+        </w:rPr>
+        <w:t xml:space="preserve">Mr. Dhiraj Shrestha</w:t>
+      </w:r>
+      <w:r>
+        <w:rPr>
+          <w:rtl w:val="0"/>
+        </w:rPr>
+      </w:r>
+    </w:p>
+    <w:p>
+      <w:pPr>
+        <w:spacing w:after="700" w:lineRule="auto"/>
+        <w:jc w:val="center"/>
+        <w:rPr>
+          <w:rFonts w:ascii="Times New Roman" w:cs="Times New Roman" w:eastAsia="Times New Roman" w:hAnsi="Times New Roman"/>
+        </w:rPr>
+      </w:pPr>
+      <w:r>
+        <w:rPr>
+          <w:rFonts w:ascii="Times New Roman" w:cs="Times New Roman" w:eastAsia="Times New Roman" w:hAnsi="Times New Roman"/>
+          <w:i w:val="0"/>
+          <w:iCs w:val="0"/>
+          <w:smallCaps w:val="0"/>
+          <w:color w:val="000000"/>
+          <w:sz w:val="22"/>
+          <w:szCs w:val="22"/>
+          <w:rtl w:val="0"/>
+        </w:rPr>
+        <w:t xml:space="preserve">Department of Computer Science and Engineering</w:t>
+      </w:r>
+      <w:r>
+        <w:rPr>
+          <w:rtl w:val="0"/>
+        </w:rPr>
+      </w:r>
+    </w:p>
+    <w:p>
+      <w:pPr>
+        <w:spacing w:line="276" w:lineRule="auto"/>
         <w:jc w:val="center"/>
         <w:rPr>
           <w:rFonts w:ascii="Times New Roman" w:cs="Times New Roman" w:eastAsia="Times New Roman" w:hAnsi="Times New Roman"/>
@@ -457,25 +566,11 @@
       <w:r>
         <w:rPr>
           <w:rFonts w:ascii="Times New Roman" w:cs="Times New Roman" w:eastAsia="Times New Roman" w:hAnsi="Times New Roman"/>
-          <w:i w:val="0"/>
-          <w:iCs w:val="0"/>
-          <w:smallCaps w:val="0"/>
-          <w:color w:val="666666"/>
-          <w:sz w:val="20"/>
-          <w:szCs w:val="20"/>
-          <w:rtl w:val="0"/>
-        </w:rPr>
-        <w:t xml:space="preserve">Kathmandu University, Dhulikhel, Nepa</w:t>
-      </w:r>
-      <w:r>
-        <w:rPr>
-          <w:rFonts w:ascii="Times New Roman" w:cs="Times New Roman" w:eastAsia="Times New Roman" w:hAnsi="Times New Roman"/>
-          <w:color w:val="666666"/>
-          <w:sz w:val="20"/>
-          <w:szCs w:val="20"/>
-          <w:rtl w:val="0"/>
-        </w:rPr>
-        <w:t xml:space="preserve">l</w:t>
+          <w:sz w:val="24"/>
+          <w:szCs w:val="24"/>
+          <w:rtl w:val="0"/>
+        </w:rPr>
+        <w:t xml:space="preserve">Submission Date: 2026/08/04</w:t>
       </w:r>
       <w:r>
         <w:rPr>
@@ -487,29 +582,46 @@
       <w:pPr>
         <w:pStyle w:val="Heading1"/>
         <w:spacing w:after="200" w:before="360" w:lineRule="auto"/>
-        <w:rPr>
-          <w:rFonts w:ascii="Times New Roman" w:cs="Times New Roman" w:eastAsia="Times New Roman" w:hAnsi="Times New Roman"/>
-        </w:rPr>
-      </w:pPr>
-      <w:r>
-        <w:rPr>
-          <w:rFonts w:ascii="Times New Roman" w:cs="Times New Roman" w:eastAsia="Times New Roman" w:hAnsi="Times New Roman"/>
+        <w:jc w:val="both"/>
+        <w:rPr>
+          <w:rFonts w:ascii="Times New Roman" w:cs="Times New Roman" w:eastAsia="Times New Roman" w:hAnsi="Times New Roman"/>
+          <w:color w:val="000000"/>
+        </w:rPr>
+      </w:pPr>
+      <w:r>
+        <w:rPr>
+          <w:rFonts w:ascii="Times New Roman" w:cs="Times New Roman" w:eastAsia="Times New Roman" w:hAnsi="Times New Roman"/>
+          <w:color w:val="000000"/>
           <w:rtl w:val="0"/>
         </w:rPr>
         <w:t xml:space="preserve">1. Introduction</w:t>
+      </w:r>
+    </w:p>
+    <w:p>
+      <w:pPr>
+        <w:jc w:val="both"/>
+        <w:rPr/>
+      </w:pPr>
+      <w:r>
+        <w:rPr>
+          <w:rtl w:val="0"/>
+        </w:rPr>
       </w:r>
     </w:p>
     <w:p>
       <w:pPr>
         <w:pStyle w:val="Heading2"/>
         <w:spacing w:after="140" w:before="260" w:lineRule="auto"/>
-        <w:rPr>
-          <w:rFonts w:ascii="Times New Roman" w:cs="Times New Roman" w:eastAsia="Times New Roman" w:hAnsi="Times New Roman"/>
-        </w:rPr>
-      </w:pPr>
-      <w:r>
-        <w:rPr>
-          <w:rFonts w:ascii="Times New Roman" w:cs="Times New Roman" w:eastAsia="Times New Roman" w:hAnsi="Times New Roman"/>
+        <w:jc w:val="both"/>
+        <w:rPr>
+          <w:rFonts w:ascii="Times New Roman" w:cs="Times New Roman" w:eastAsia="Times New Roman" w:hAnsi="Times New Roman"/>
+          <w:color w:val="000000"/>
+        </w:rPr>
+      </w:pPr>
+      <w:r>
+        <w:rPr>
+          <w:rFonts w:ascii="Times New Roman" w:cs="Times New Roman" w:eastAsia="Times New Roman" w:hAnsi="Times New Roman"/>
+          <w:color w:val="000000"/>
           <w:rtl w:val="0"/>
         </w:rPr>
         <w:t xml:space="preserve">1.1 Background</w:t>
@@ -565,13 +677,16 @@
       <w:pPr>
         <w:pStyle w:val="Heading2"/>
         <w:spacing w:after="140" w:before="260" w:lineRule="auto"/>
-        <w:rPr>
-          <w:rFonts w:ascii="Times New Roman" w:cs="Times New Roman" w:eastAsia="Times New Roman" w:hAnsi="Times New Roman"/>
-        </w:rPr>
-      </w:pPr>
-      <w:r>
-        <w:rPr>
-          <w:rFonts w:ascii="Times New Roman" w:cs="Times New Roman" w:eastAsia="Times New Roman" w:hAnsi="Times New Roman"/>
+        <w:jc w:val="both"/>
+        <w:rPr>
+          <w:rFonts w:ascii="Times New Roman" w:cs="Times New Roman" w:eastAsia="Times New Roman" w:hAnsi="Times New Roman"/>
+          <w:color w:val="000000"/>
+        </w:rPr>
+      </w:pPr>
+      <w:r>
+        <w:rPr>
+          <w:rFonts w:ascii="Times New Roman" w:cs="Times New Roman" w:eastAsia="Times New Roman" w:hAnsi="Times New Roman"/>
+          <w:color w:val="000000"/>
           <w:rtl w:val="0"/>
         </w:rPr>
         <w:t xml:space="preserve">1.2 Motivation</w:t>
@@ -604,13 +719,16 @@
       <w:pPr>
         <w:pStyle w:val="Heading2"/>
         <w:spacing w:after="140" w:before="260" w:lineRule="auto"/>
-        <w:rPr>
-          <w:rFonts w:ascii="Times New Roman" w:cs="Times New Roman" w:eastAsia="Times New Roman" w:hAnsi="Times New Roman"/>
-        </w:rPr>
-      </w:pPr>
-      <w:r>
-        <w:rPr>
-          <w:rFonts w:ascii="Times New Roman" w:cs="Times New Roman" w:eastAsia="Times New Roman" w:hAnsi="Times New Roman"/>
+        <w:jc w:val="both"/>
+        <w:rPr>
+          <w:rFonts w:ascii="Times New Roman" w:cs="Times New Roman" w:eastAsia="Times New Roman" w:hAnsi="Times New Roman"/>
+          <w:color w:val="000000"/>
+        </w:rPr>
+      </w:pPr>
+      <w:r>
+        <w:rPr>
+          <w:rFonts w:ascii="Times New Roman" w:cs="Times New Roman" w:eastAsia="Times New Roman" w:hAnsi="Times New Roman"/>
+          <w:color w:val="000000"/>
           <w:rtl w:val="0"/>
         </w:rPr>
         <w:t xml:space="preserve">1.3 Objectives</w:t>
@@ -636,27 +754,17 @@
         <w:shd w:fill="auto" w:val="clear"/>
         <w:spacing w:after="100" w:before="0" w:line="280" w:lineRule="auto"/>
         <w:ind w:left="480" w:right="0" w:hanging="260"/>
-        <w:jc w:val="left"/>
-        <w:rPr>
-          <w:rFonts w:ascii="Times New Roman" w:cs="Times New Roman" w:eastAsia="Times New Roman" w:hAnsi="Times New Roman"/>
-        </w:rPr>
-      </w:pPr>
-      <w:r>
-        <w:rPr>
-          <w:rFonts w:ascii="Times New Roman" w:cs="Times New Roman" w:eastAsia="Times New Roman" w:hAnsi="Times New Roman"/>
-          <w:i w:val="0"/>
-          <w:iCs w:val="0"/>
-          <w:smallCaps w:val="0"/>
-          <w:strike w:val="0"/>
-          <w:color w:val="000000"/>
-          <w:sz w:val="22"/>
-          <w:szCs w:val="22"/>
-          <w:u w:val="none"/>
-          <w:shd w:fill="auto" w:val="clear"/>
-          <w:vertAlign w:val="baseline"/>
-          <w:rtl w:val="0"/>
-        </w:rPr>
-        <w:t xml:space="preserve">Implement a real-time raymarched cloud shader that renders convincing, softly-lit cloud volumes inside a bounding sphere.</w:t>
+        <w:jc w:val="both"/>
+        <w:rPr>
+          <w:rFonts w:ascii="Times New Roman" w:cs="Times New Roman" w:eastAsia="Times New Roman" w:hAnsi="Times New Roman"/>
+        </w:rPr>
+      </w:pPr>
+      <w:r>
+        <w:rPr>
+          <w:rFonts w:ascii="Times New Roman" w:cs="Times New Roman" w:eastAsia="Times New Roman" w:hAnsi="Times New Roman"/>
+          <w:rtl w:val="0"/>
+        </w:rPr>
+        <w:t xml:space="preserve">Implement a real-time raymarched volumetric cloud renderer capable of rendering multiple procedurally generated cloud clusters composed of smoothly blended signed distance field (SDF) primitives.</w:t>
       </w:r>
     </w:p>
     <w:p>
@@ -679,7 +787,7 @@
         <w:shd w:fill="auto" w:val="clear"/>
         <w:spacing w:after="100" w:before="0" w:line="280" w:lineRule="auto"/>
         <w:ind w:left="480" w:right="0" w:hanging="260"/>
-        <w:jc w:val="left"/>
+        <w:jc w:val="both"/>
         <w:rPr>
           <w:rFonts w:ascii="Times New Roman" w:cs="Times New Roman" w:eastAsia="Times New Roman" w:hAnsi="Times New Roman"/>
         </w:rPr>
@@ -691,7 +799,6 @@
           <w:iCs w:val="0"/>
           <w:smallCaps w:val="0"/>
           <w:strike w:val="0"/>
-          <w:color w:val="000000"/>
           <w:sz w:val="22"/>
           <w:szCs w:val="22"/>
           <w:u w:val="none"/>
@@ -700,6 +807,11 @@
           <w:rtl w:val="0"/>
         </w:rPr>
         <w:t xml:space="preserve">Model absorption, self-shadowing, anisotropic scattering, and edge “powder” darkening so the cloud responds believably to a movable sun.</w:t>
+      </w:r>
+      <w:r>
+        <w:rPr>
+          <w:rtl w:val="0"/>
+        </w:rPr>
       </w:r>
     </w:p>
     <w:p>
@@ -722,7 +834,7 @@
         <w:shd w:fill="auto" w:val="clear"/>
         <w:spacing w:after="100" w:before="0" w:line="280" w:lineRule="auto"/>
         <w:ind w:left="480" w:right="0" w:hanging="260"/>
-        <w:jc w:val="left"/>
+        <w:jc w:val="both"/>
         <w:rPr>
           <w:rFonts w:ascii="Times New Roman" w:cs="Times New Roman" w:eastAsia="Times New Roman" w:hAnsi="Times New Roman"/>
         </w:rPr>
@@ -734,7 +846,6 @@
           <w:iCs w:val="0"/>
           <w:smallCaps w:val="0"/>
           <w:strike w:val="0"/>
-          <w:color w:val="000000"/>
           <w:sz w:val="22"/>
           <w:szCs w:val="22"/>
           <w:u w:val="none"/>
@@ -743,6 +854,11 @@
           <w:rtl w:val="0"/>
         </w:rPr>
         <w:t xml:space="preserve">Expose the renderer's parameters through an interactive, in-application control panel for live experimentation rather than recompiling to see a change.</w:t>
+      </w:r>
+      <w:r>
+        <w:rPr>
+          <w:rtl w:val="0"/>
+        </w:rPr>
       </w:r>
     </w:p>
     <w:p>
@@ -765,7 +881,7 @@
         <w:shd w:fill="auto" w:val="clear"/>
         <w:spacing w:after="100" w:before="0" w:line="280" w:lineRule="auto"/>
         <w:ind w:left="480" w:right="0" w:hanging="260"/>
-        <w:jc w:val="left"/>
+        <w:jc w:val="both"/>
         <w:rPr>
           <w:rFonts w:ascii="Times New Roman" w:cs="Times New Roman" w:eastAsia="Times New Roman" w:hAnsi="Times New Roman"/>
         </w:rPr>
@@ -777,7 +893,6 @@
           <w:iCs w:val="0"/>
           <w:smallCaps w:val="0"/>
           <w:strike w:val="0"/>
-          <w:color w:val="000000"/>
           <w:sz w:val="22"/>
           <w:szCs w:val="22"/>
           <w:u w:val="none"/>
@@ -786,6 +901,11 @@
           <w:rtl w:val="0"/>
         </w:rPr>
         <w:t xml:space="preserve">Support hot-reloading of the shader source so shader iteration does not require restarting the application.</w:t>
+      </w:r>
+      <w:r>
+        <w:rPr>
+          <w:rtl w:val="0"/>
+        </w:rPr>
       </w:r>
     </w:p>
     <w:p>
@@ -808,7 +928,7 @@
         <w:shd w:fill="auto" w:val="clear"/>
         <w:spacing w:after="100" w:before="0" w:line="280" w:lineRule="auto"/>
         <w:ind w:left="480" w:right="0" w:hanging="260"/>
-        <w:jc w:val="left"/>
+        <w:jc w:val="both"/>
         <w:rPr>
           <w:rFonts w:ascii="Times New Roman" w:cs="Times New Roman" w:eastAsia="Times New Roman" w:hAnsi="Times New Roman"/>
         </w:rPr>
@@ -820,7 +940,6 @@
           <w:iCs w:val="0"/>
           <w:smallCaps w:val="0"/>
           <w:strike w:val="0"/>
-          <w:color w:val="000000"/>
           <w:sz w:val="22"/>
           <w:szCs w:val="22"/>
           <w:u w:val="none"/>
@@ -830,18 +949,45 @@
         </w:rPr>
         <w:t xml:space="preserve">Keep the renderer responsive to window resizing without breaking the layout of the scene view and the control panel.</w:t>
       </w:r>
+      <w:r>
+        <w:rPr>
+          <w:rtl w:val="0"/>
+        </w:rPr>
+      </w:r>
     </w:p>
     <w:p>
       <w:pPr>
         <w:pStyle w:val="Heading2"/>
         <w:spacing w:after="140" w:before="260" w:lineRule="auto"/>
-        <w:rPr>
-          <w:rFonts w:ascii="Times New Roman" w:cs="Times New Roman" w:eastAsia="Times New Roman" w:hAnsi="Times New Roman"/>
-        </w:rPr>
-      </w:pPr>
-      <w:r>
-        <w:rPr>
-          <w:rFonts w:ascii="Times New Roman" w:cs="Times New Roman" w:eastAsia="Times New Roman" w:hAnsi="Times New Roman"/>
+        <w:jc w:val="both"/>
+        <w:rPr>
+          <w:rFonts w:ascii="Times New Roman" w:cs="Times New Roman" w:eastAsia="Times New Roman" w:hAnsi="Times New Roman"/>
+          <w:color w:val="000000"/>
+        </w:rPr>
+      </w:pPr>
+      <w:r>
+        <w:br w:type="page"/>
+      </w:r>
+      <w:r>
+        <w:rPr>
+          <w:rtl w:val="0"/>
+        </w:rPr>
+      </w:r>
+    </w:p>
+    <w:p>
+      <w:pPr>
+        <w:pStyle w:val="Heading2"/>
+        <w:spacing w:after="140" w:before="260" w:lineRule="auto"/>
+        <w:jc w:val="both"/>
+        <w:rPr>
+          <w:rFonts w:ascii="Times New Roman" w:cs="Times New Roman" w:eastAsia="Times New Roman" w:hAnsi="Times New Roman"/>
+          <w:color w:val="000000"/>
+        </w:rPr>
+      </w:pPr>
+      <w:r>
+        <w:rPr>
+          <w:rFonts w:ascii="Times New Roman" w:cs="Times New Roman" w:eastAsia="Times New Roman" w:hAnsi="Times New Roman"/>
+          <w:color w:val="000000"/>
           <w:rtl w:val="0"/>
         </w:rPr>
         <w:t xml:space="preserve">1.4 Scope</w:t>
@@ -858,12 +1004,19 @@
       <w:r>
         <w:rPr>
           <w:rFonts w:ascii="Times New Roman" w:cs="Times New Roman" w:eastAsia="Times New Roman" w:hAnsi="Times New Roman"/>
-          <w:sz w:val="22"/>
-          <w:szCs w:val="22"/>
-          <w:rtl w:val="0"/>
-        </w:rPr>
-        <w:t xml:space="preserve">The project covers a single-cloud, single-light raymarched renderer and its accompanying control UI, running as a standalone desktop application. It does not attempt terrain integration, cloud shadows cast onto a ground plane, multiple simultaneous cloud volumes, or GPU-generated volumetric noise; these are noted as possible future extensions in the Conclusion.</w:t>
-      </w:r>
+          <w:rtl w:val="0"/>
+        </w:rPr>
+        <w:t xml:space="preserve">The project covers a multi-cloud, single-light raymarched renderer in which each cloud is generated procedurally from multiple smoothly blended SDF primitives. It does not attempt terrain integration, cloud shadows cast onto a ground plane, dynamic weather systems, or physically based volumetric weather simulation.</w:t>
+      </w:r>
+    </w:p>
+    <w:p>
+      <w:pPr>
+        <w:spacing w:after="200" w:line="300" w:lineRule="auto"/>
+        <w:jc w:val="both"/>
+        <w:rPr>
+          <w:rFonts w:ascii="Times New Roman" w:cs="Times New Roman" w:eastAsia="Times New Roman" w:hAnsi="Times New Roman"/>
+        </w:rPr>
+      </w:pPr>
       <w:r>
         <w:rPr>
           <w:rtl w:val="0"/>
@@ -874,29 +1027,45 @@
       <w:pPr>
         <w:pStyle w:val="Heading1"/>
         <w:spacing w:after="200" w:before="360" w:lineRule="auto"/>
-        <w:rPr>
-          <w:rFonts w:ascii="Times New Roman" w:cs="Times New Roman" w:eastAsia="Times New Roman" w:hAnsi="Times New Roman"/>
-        </w:rPr>
-      </w:pPr>
-      <w:r>
-        <w:rPr>
-          <w:rFonts w:ascii="Times New Roman" w:cs="Times New Roman" w:eastAsia="Times New Roman" w:hAnsi="Times New Roman"/>
+        <w:jc w:val="both"/>
+        <w:rPr>
+          <w:rFonts w:ascii="Times New Roman" w:cs="Times New Roman" w:eastAsia="Times New Roman" w:hAnsi="Times New Roman"/>
+          <w:color w:val="000000"/>
+        </w:rPr>
+      </w:pPr>
+      <w:r>
+        <w:rPr>
+          <w:rFonts w:ascii="Times New Roman" w:cs="Times New Roman" w:eastAsia="Times New Roman" w:hAnsi="Times New Roman"/>
+          <w:color w:val="000000"/>
           <w:rtl w:val="0"/>
         </w:rPr>
         <w:t xml:space="preserve">2. Project Description</w:t>
+      </w:r>
+    </w:p>
+    <w:p>
+      <w:pPr>
+        <w:rPr/>
+      </w:pPr>
+      <w:r>
+        <w:rPr>
+          <w:rtl w:val="0"/>
+        </w:rPr>
       </w:r>
     </w:p>
     <w:p>
       <w:pPr>
         <w:pStyle w:val="Heading2"/>
         <w:spacing w:after="140" w:before="260" w:lineRule="auto"/>
-        <w:rPr>
-          <w:rFonts w:ascii="Times New Roman" w:cs="Times New Roman" w:eastAsia="Times New Roman" w:hAnsi="Times New Roman"/>
-        </w:rPr>
-      </w:pPr>
-      <w:r>
-        <w:rPr>
-          <w:rFonts w:ascii="Times New Roman" w:cs="Times New Roman" w:eastAsia="Times New Roman" w:hAnsi="Times New Roman"/>
+        <w:jc w:val="both"/>
+        <w:rPr>
+          <w:rFonts w:ascii="Times New Roman" w:cs="Times New Roman" w:eastAsia="Times New Roman" w:hAnsi="Times New Roman"/>
+          <w:color w:val="000000"/>
+        </w:rPr>
+      </w:pPr>
+      <w:r>
+        <w:rPr>
+          <w:rFonts w:ascii="Times New Roman" w:cs="Times New Roman" w:eastAsia="Times New Roman" w:hAnsi="Times New Roman"/>
+          <w:color w:val="000000"/>
           <w:rtl w:val="0"/>
         </w:rPr>
         <w:t xml:space="preserve">2.1 Technology Stack</w:t>
@@ -929,13 +1098,16 @@
       <w:pPr>
         <w:pStyle w:val="Heading2"/>
         <w:spacing w:after="140" w:before="260" w:lineRule="auto"/>
-        <w:rPr>
-          <w:rFonts w:ascii="Times New Roman" w:cs="Times New Roman" w:eastAsia="Times New Roman" w:hAnsi="Times New Roman"/>
-        </w:rPr>
-      </w:pPr>
-      <w:r>
-        <w:rPr>
-          <w:rFonts w:ascii="Times New Roman" w:cs="Times New Roman" w:eastAsia="Times New Roman" w:hAnsi="Times New Roman"/>
+        <w:jc w:val="both"/>
+        <w:rPr>
+          <w:rFonts w:ascii="Times New Roman" w:cs="Times New Roman" w:eastAsia="Times New Roman" w:hAnsi="Times New Roman"/>
+          <w:color w:val="000000"/>
+        </w:rPr>
+      </w:pPr>
+      <w:r>
+        <w:rPr>
+          <w:rFonts w:ascii="Times New Roman" w:cs="Times New Roman" w:eastAsia="Times New Roman" w:hAnsi="Times New Roman"/>
+          <w:color w:val="000000"/>
           <w:rtl w:val="0"/>
         </w:rPr>
         <w:t xml:space="preserve">2.2 System Architecture</w:t>
@@ -968,13 +1140,16 @@
       <w:pPr>
         <w:pStyle w:val="Heading2"/>
         <w:spacing w:after="140" w:before="260" w:lineRule="auto"/>
-        <w:rPr>
-          <w:rFonts w:ascii="Times New Roman" w:cs="Times New Roman" w:eastAsia="Times New Roman" w:hAnsi="Times New Roman"/>
-        </w:rPr>
-      </w:pPr>
-      <w:r>
-        <w:rPr>
-          <w:rFonts w:ascii="Times New Roman" w:cs="Times New Roman" w:eastAsia="Times New Roman" w:hAnsi="Times New Roman"/>
+        <w:jc w:val="both"/>
+        <w:rPr>
+          <w:rFonts w:ascii="Times New Roman" w:cs="Times New Roman" w:eastAsia="Times New Roman" w:hAnsi="Times New Roman"/>
+          <w:color w:val="000000"/>
+        </w:rPr>
+      </w:pPr>
+      <w:r>
+        <w:rPr>
+          <w:rFonts w:ascii="Times New Roman" w:cs="Times New Roman" w:eastAsia="Times New Roman" w:hAnsi="Times New Roman"/>
+          <w:color w:val="000000"/>
           <w:rtl w:val="0"/>
         </w:rPr>
         <w:t xml:space="preserve">2.3 Rendering Pipeline: Raymarching</w:t>
@@ -986,16 +1161,33 @@
         <w:jc w:val="both"/>
         <w:rPr>
           <w:rFonts w:ascii="Times New Roman" w:cs="Times New Roman" w:eastAsia="Times New Roman" w:hAnsi="Times New Roman"/>
-        </w:rPr>
-      </w:pPr>
-      <w:r>
-        <w:rPr>
-          <w:rFonts w:ascii="Times New Roman" w:cs="Times New Roman" w:eastAsia="Times New Roman" w:hAnsi="Times New Roman"/>
-          <w:sz w:val="22"/>
-          <w:szCs w:val="22"/>
-          <w:rtl w:val="0"/>
-        </w:rPr>
-        <w:t xml:space="preserve">Cloud shape is not stored as a mesh. Instead, a full-screen pass runs a fragment shader (shaders/fragmentShader.glsl, paired with a minimal vertex shader) that steps a ray through a spherical bounding volume of configurable radius, accumulating density at each of up to max_steps sample points. The march_size parameter sets the distance between samples, and density_scale scales how much each sample contributes, giving direct control over the classic raymarched-cloud trade-off between visual softness and performance.</w:t>
+          <w:sz w:val="22"/>
+          <w:szCs w:val="22"/>
+        </w:rPr>
+      </w:pPr>
+      <w:r>
+        <w:rPr>
+          <w:rFonts w:ascii="Times New Roman" w:cs="Times New Roman" w:eastAsia="Times New Roman" w:hAnsi="Times New Roman"/>
+          <w:rtl w:val="0"/>
+        </w:rPr>
+        <w:t xml:space="preserve">The fragment shader evaluates a procedural cloud field composed of multiple cloud clusters distributed throughout the scene. Each cluster is constructed from several overlapping signed distance field (SDF) spheres that are smoothly blended together to produce larger cloud formations. During raymarching, the density contributed by nearby clusters is accumulated while empty space is efficiently skipped using cluster bounding volumes.</w:t>
+      </w:r>
+      <w:r>
+        <w:rPr>
+          <w:rtl w:val="0"/>
+        </w:rPr>
+      </w:r>
+    </w:p>
+    <w:p>
+      <w:pPr>
+        <w:spacing w:after="200" w:line="300" w:lineRule="auto"/>
+        <w:jc w:val="both"/>
+        <w:rPr>
+          <w:rFonts w:ascii="Times New Roman" w:cs="Times New Roman" w:eastAsia="Times New Roman" w:hAnsi="Times New Roman"/>
+        </w:rPr>
+      </w:pPr>
+      <w:r>
+        <w:br w:type="page"/>
       </w:r>
       <w:r>
         <w:rPr>
@@ -1007,13 +1199,16 @@
       <w:pPr>
         <w:pStyle w:val="Heading2"/>
         <w:spacing w:after="140" w:before="260" w:lineRule="auto"/>
-        <w:rPr>
-          <w:rFonts w:ascii="Times New Roman" w:cs="Times New Roman" w:eastAsia="Times New Roman" w:hAnsi="Times New Roman"/>
-        </w:rPr>
-      </w:pPr>
-      <w:r>
-        <w:rPr>
-          <w:rFonts w:ascii="Times New Roman" w:cs="Times New Roman" w:eastAsia="Times New Roman" w:hAnsi="Times New Roman"/>
+        <w:jc w:val="both"/>
+        <w:rPr>
+          <w:rFonts w:ascii="Times New Roman" w:cs="Times New Roman" w:eastAsia="Times New Roman" w:hAnsi="Times New Roman"/>
+          <w:color w:val="000000"/>
+        </w:rPr>
+      </w:pPr>
+      <w:r>
+        <w:rPr>
+          <w:rFonts w:ascii="Times New Roman" w:cs="Times New Roman" w:eastAsia="Times New Roman" w:hAnsi="Times New Roman"/>
+          <w:color w:val="000000"/>
           <w:rtl w:val="0"/>
         </w:rPr>
         <w:t xml:space="preserve">2.4 Cloud Density and Noise</w:t>
@@ -1030,48 +1225,68 @@
       <w:r>
         <w:rPr>
           <w:rFonts w:ascii="Times New Roman" w:cs="Times New Roman" w:eastAsia="Times New Roman" w:hAnsi="Times New Roman"/>
-          <w:sz w:val="22"/>
-          <w:szCs w:val="22"/>
-          <w:rtl w:val="0"/>
-        </w:rPr>
-        <w:t xml:space="preserve">Cloud density at each sample point is looked up from a pre-generated 2D noise texture (assets/noise.png), animated over time when the “Animate” toggle is enabled and scaled by a noise_scale paramete</w:t>
-      </w:r>
-      <w:r>
-        <w:rPr>
-          <w:rFonts w:ascii="Times New Roman" w:cs="Times New Roman" w:eastAsia="Times New Roman" w:hAnsi="Times New Roman"/>
-          <w:rtl w:val="0"/>
-        </w:rPr>
-        <w:t xml:space="preserve">r</w:t>
-      </w:r>
-      <w:r>
-        <w:rPr>
-          <w:rFonts w:ascii="Times New Roman" w:cs="Times New Roman" w:eastAsia="Times New Roman" w:hAnsi="Times New Roman"/>
-          <w:sz w:val="22"/>
-          <w:szCs w:val="22"/>
-          <w:rtl w:val="0"/>
-        </w:rPr>
-        <w:t xml:space="preserve">. A second texture, a blue-noise pattern (assets/blueNoise.png), is used purely to dither the raymarch step offsets toggled independently as “Dither” which breaks up the banding artefacts that raymarching with a fixed step size otherwise produces, especially at low step counts.</w:t>
-      </w:r>
-      <w:r>
-        <w:rPr>
-          <w:rtl w:val="0"/>
-        </w:rPr>
+          <w:rtl w:val="0"/>
+        </w:rPr>
+        <w:t xml:space="preserve">Cloud density is generated procedurally from two components. First, the overall cloud shape is formed by multiple overlapping signed distance field (SDF) spheres grouped into cloud clusters using smooth union operations. This creates large, irregular cloud volumes instead of a single spherical object. Secondly, a pre-generated tileable noise texture is sampled using fractal Brownian motion (FBM) to erode the cloud surfaces and introduce fine-scale detail. The noise field is animated over time when animation is enabled, causing the cloud formations to drift naturally. A blue-noise texture is additionally used to jitter raymarch sample positions, reducing visible banding artifacts.</w:t>
+      </w:r>
+    </w:p>
+    <w:p>
+      <w:pPr>
+        <w:spacing w:after="200" w:line="300" w:lineRule="auto"/>
+        <w:jc w:val="both"/>
+        <w:rPr>
+          <w:rFonts w:ascii="Times New Roman" w:cs="Times New Roman" w:eastAsia="Times New Roman" w:hAnsi="Times New Roman"/>
+          <w:b w:val="1"/>
+          <w:bCs w:val="1"/>
+          <w:sz w:val="24"/>
+          <w:szCs w:val="24"/>
+        </w:rPr>
+      </w:pPr>
+      <w:r>
+        <w:rPr>
+          <w:rFonts w:ascii="Times New Roman" w:cs="Times New Roman" w:eastAsia="Times New Roman" w:hAnsi="Times New Roman"/>
+          <w:b w:val="1"/>
+          <w:bCs w:val="1"/>
+          <w:sz w:val="24"/>
+          <w:szCs w:val="24"/>
+          <w:rtl w:val="0"/>
+        </w:rPr>
+        <w:t xml:space="preserve">2.5 Procedural Cloud Generation</w:t>
+      </w:r>
+    </w:p>
+    <w:p>
+      <w:pPr>
+        <w:spacing w:after="200" w:line="300" w:lineRule="auto"/>
+        <w:jc w:val="both"/>
+        <w:rPr>
+          <w:rFonts w:ascii="Times New Roman" w:cs="Times New Roman" w:eastAsia="Times New Roman" w:hAnsi="Times New Roman"/>
+        </w:rPr>
+      </w:pPr>
+      <w:r>
+        <w:rPr>
+          <w:rFonts w:ascii="Times New Roman" w:cs="Times New Roman" w:eastAsia="Times New Roman" w:hAnsi="Times New Roman"/>
+          <w:rtl w:val="0"/>
+        </w:rPr>
+        <w:t xml:space="preserve">Instead of representing a cloud as a single volumetric sphere, the renderer generates each cloud as a collection of overlapping SDF spheres positioned around a cluster center. Each sphere has a randomly generated radius and offset, producing irregular cloud silhouettes. Smooth union operations blend neighboring spheres into a continuous volume, eliminating visible intersections. Finally, FBM noise modulates the resulting density field to create the soft, turbulent boundaries characteristic of real cumulus clouds. Multiple cloud clusters are randomly distributed throughout the scene and animated using a common wind vector, allowing an entire cloud field to be rendered.</w:t>
       </w:r>
     </w:p>
     <w:p>
       <w:pPr>
         <w:pStyle w:val="Heading2"/>
         <w:spacing w:after="140" w:before="260" w:lineRule="auto"/>
-        <w:rPr>
-          <w:rFonts w:ascii="Times New Roman" w:cs="Times New Roman" w:eastAsia="Times New Roman" w:hAnsi="Times New Roman"/>
-        </w:rPr>
-      </w:pPr>
-      <w:r>
-        <w:rPr>
-          <w:rFonts w:ascii="Times New Roman" w:cs="Times New Roman" w:eastAsia="Times New Roman" w:hAnsi="Times New Roman"/>
-          <w:rtl w:val="0"/>
-        </w:rPr>
-        <w:t xml:space="preserve">2.5 Lighting Model</w:t>
+        <w:jc w:val="both"/>
+        <w:rPr>
+          <w:rFonts w:ascii="Times New Roman" w:cs="Times New Roman" w:eastAsia="Times New Roman" w:hAnsi="Times New Roman"/>
+          <w:color w:val="000000"/>
+        </w:rPr>
+      </w:pPr>
+      <w:r>
+        <w:rPr>
+          <w:rFonts w:ascii="Times New Roman" w:cs="Times New Roman" w:eastAsia="Times New Roman" w:hAnsi="Times New Roman"/>
+          <w:color w:val="000000"/>
+          <w:rtl w:val="0"/>
+        </w:rPr>
+        <w:t xml:space="preserve">2.6 Lighting Model</w:t>
       </w:r>
     </w:p>
     <w:p>
@@ -1089,7 +1304,39 @@
           <w:szCs w:val="22"/>
           <w:rtl w:val="0"/>
         </w:rPr>
-        <w:t xml:space="preserve">Light transport through the cloud is approximated with a small set of physically-inspired terms, each independently toggleable so its individual contribution can be inspected. The absorption parameter attenuates light exponentially as it passes through denser regions of the cloud, in the spirit of Beer's law. A secondary “light march” of up to max_light_steps additional samples is cast from each primary sample point toward the sun to estimate self-shadowing, so that thicker parts of the cloud darken the regions behind them relative to the sun. The anisotropy parameter weights forward versus backward scattering of light, approximating a Henyey–Greenstein-style phase function and producing the bright “silver lining” effect seen when looking toward the sun through cloud edges. A powder_strength term darkens cloud edges nearest the camera, reproducing the visual “powder” or “sugar” effect seen in dense, backlit cloud silhouettes; an ambient term adds a flat fill light so that fully self-shadowed regions are not rendered pure black; and sun_glow_exponent controls how tight or broad the glow halo around the sun disc appears.</w:t>
+        <w:t xml:space="preserve">Light transport through the cloud field is approximated with a small set of physically-inspired terms, each independently toggleable so its individual contribution can be inspected. The absorption parameter attenuates light exponentially as it passes through denser regions of the cloud field, in the spirit of Beer's law. A secondary “light march” of up to max_light_steps additional samples is cast from each primary sample point toward the sun to estimate self-shadowing, so that thicker parts of the cloud f</w:t>
+      </w:r>
+      <w:r>
+        <w:rPr>
+          <w:rFonts w:ascii="Times New Roman" w:cs="Times New Roman" w:eastAsia="Times New Roman" w:hAnsi="Times New Roman"/>
+          <w:rtl w:val="0"/>
+        </w:rPr>
+        <w:t xml:space="preserve">ield</w:t>
+      </w:r>
+      <w:r>
+        <w:rPr>
+          <w:rFonts w:ascii="Times New Roman" w:cs="Times New Roman" w:eastAsia="Times New Roman" w:hAnsi="Times New Roman"/>
+          <w:sz w:val="22"/>
+          <w:szCs w:val="22"/>
+          <w:rtl w:val="0"/>
+        </w:rPr>
+        <w:t xml:space="preserve"> darken the regions behind them relative to the sun. The anisotropy parameter weights forward versus backward scattering of light, approximating a Henyey–Greenstein-style phase function and producing the bright “silver lining” effect seen when looking toward the sun through cloud field edges. A powder_strength term darkens cloud field edges nearest the camera, reproducing the visual “powder” or “sugar” effect seen in dense, backlit cloud f</w:t>
+      </w:r>
+      <w:r>
+        <w:rPr>
+          <w:rFonts w:ascii="Times New Roman" w:cs="Times New Roman" w:eastAsia="Times New Roman" w:hAnsi="Times New Roman"/>
+          <w:rtl w:val="0"/>
+        </w:rPr>
+        <w:t xml:space="preserve">ield</w:t>
+      </w:r>
+      <w:r>
+        <w:rPr>
+          <w:rFonts w:ascii="Times New Roman" w:cs="Times New Roman" w:eastAsia="Times New Roman" w:hAnsi="Times New Roman"/>
+          <w:sz w:val="22"/>
+          <w:szCs w:val="22"/>
+          <w:rtl w:val="0"/>
+        </w:rPr>
+        <w:t xml:space="preserve"> silhouettes; an ambient term adds a flat fill light so that fully self-shadowed regions are not rendered pure black; and sun_glow_exponent controls how tight or broad the glow halo around the sun disc appears.</w:t>
       </w:r>
       <w:r>
         <w:rPr>
@@ -1101,16 +1348,19 @@
       <w:pPr>
         <w:pStyle w:val="Heading2"/>
         <w:spacing w:after="140" w:before="260" w:lineRule="auto"/>
-        <w:rPr>
-          <w:rFonts w:ascii="Times New Roman" w:cs="Times New Roman" w:eastAsia="Times New Roman" w:hAnsi="Times New Roman"/>
-        </w:rPr>
-      </w:pPr>
-      <w:r>
-        <w:rPr>
-          <w:rFonts w:ascii="Times New Roman" w:cs="Times New Roman" w:eastAsia="Times New Roman" w:hAnsi="Times New Roman"/>
-          <w:rtl w:val="0"/>
-        </w:rPr>
-        <w:t xml:space="preserve">2.6 Sky and Atmosphere</w:t>
+        <w:jc w:val="both"/>
+        <w:rPr>
+          <w:rFonts w:ascii="Times New Roman" w:cs="Times New Roman" w:eastAsia="Times New Roman" w:hAnsi="Times New Roman"/>
+          <w:color w:val="000000"/>
+        </w:rPr>
+      </w:pPr>
+      <w:r>
+        <w:rPr>
+          <w:rFonts w:ascii="Times New Roman" w:cs="Times New Roman" w:eastAsia="Times New Roman" w:hAnsi="Times New Roman"/>
+          <w:color w:val="000000"/>
+          <w:rtl w:val="0"/>
+        </w:rPr>
+        <w:t xml:space="preserve">2.7 Sky and Atmosphere</w:t>
       </w:r>
     </w:p>
     <w:p>
@@ -1119,6 +1369,8 @@
         <w:jc w:val="both"/>
         <w:rPr>
           <w:rFonts w:ascii="Times New Roman" w:cs="Times New Roman" w:eastAsia="Times New Roman" w:hAnsi="Times New Roman"/>
+          <w:sz w:val="22"/>
+          <w:szCs w:val="22"/>
         </w:rPr>
       </w:pPr>
       <w:r>
@@ -1129,6 +1381,9 @@
           <w:rtl w:val="0"/>
         </w:rPr>
         <w:t xml:space="preserve">Behind the cloud volume, a simple procedural sky is drawn as a vertical gradient interpolated between a sky_top and a sky_bottom colour, both independently adjustable. An optional tonemap toggle applies a final tone-mapping pass to the composited image, and a cloud_tint colour can be used to bias the overall colour of the cloud independently of the lighting terms above.</w:t>
+      </w:r>
+      <w:r>
+        <w:br w:type="page"/>
       </w:r>
       <w:r>
         <w:rPr>
@@ -1140,16 +1395,19 @@
       <w:pPr>
         <w:pStyle w:val="Heading2"/>
         <w:spacing w:after="140" w:before="260" w:lineRule="auto"/>
-        <w:rPr>
-          <w:rFonts w:ascii="Times New Roman" w:cs="Times New Roman" w:eastAsia="Times New Roman" w:hAnsi="Times New Roman"/>
-        </w:rPr>
-      </w:pPr>
-      <w:r>
-        <w:rPr>
-          <w:rFonts w:ascii="Times New Roman" w:cs="Times New Roman" w:eastAsia="Times New Roman" w:hAnsi="Times New Roman"/>
-          <w:rtl w:val="0"/>
-        </w:rPr>
-        <w:t xml:space="preserve">2.7 Interactive Control Panel</w:t>
+        <w:jc w:val="both"/>
+        <w:rPr>
+          <w:rFonts w:ascii="Times New Roman" w:cs="Times New Roman" w:eastAsia="Times New Roman" w:hAnsi="Times New Roman"/>
+          <w:color w:val="000000"/>
+        </w:rPr>
+      </w:pPr>
+      <w:r>
+        <w:rPr>
+          <w:rFonts w:ascii="Times New Roman" w:cs="Times New Roman" w:eastAsia="Times New Roman" w:hAnsi="Times New Roman"/>
+          <w:color w:val="000000"/>
+          <w:rtl w:val="0"/>
+        </w:rPr>
+        <w:t xml:space="preserve">2.8 Interactive Control Panel</w:t>
       </w:r>
     </w:p>
     <w:p>
@@ -1167,12 +1425,14 @@
           <w:szCs w:val="22"/>
           <w:rtl w:val="0"/>
         </w:rPr>
-        <w:t xml:space="preserve">All of the parameters described above are exposed live through a microui panel docked to the right edge of the window. The panel's width is computed every frame as a percentage of the current window width, clamped between a minimum and maximum, so it scales sensibly as the window is resized. It is organised into collapsible sections — Toggles, Shading, Sun Direction, Sun Color, and Sky Colors — and includes:</w:t>
-      </w:r>
-      <w:r>
-        <w:rPr>
-          <w:rtl w:val="0"/>
-        </w:rPr>
+        <w:t xml:space="preserve">All of the parameters described above are exposed live through a microui panel docked to the right edge of the window. The panel's width is computed every frame as a percentage of the current window width, clamped between a minimum and maximum, so it scales sensibly as the window is resized. It is organised into collapsible sections </w:t>
+      </w:r>
+      <w:r>
+        <w:rPr>
+          <w:rFonts w:ascii="Times New Roman" w:cs="Times New Roman" w:eastAsia="Times New Roman" w:hAnsi="Times New Roman"/>
+          <w:rtl w:val="0"/>
+        </w:rPr>
+        <w:t xml:space="preserve">which includes:</w:t>
       </w:r>
     </w:p>
     <w:p>
@@ -1195,7 +1455,7 @@
         <w:shd w:fill="auto" w:val="clear"/>
         <w:spacing w:after="100" w:before="0" w:line="280" w:lineRule="auto"/>
         <w:ind w:left="480" w:right="0" w:hanging="260"/>
-        <w:jc w:val="left"/>
+        <w:jc w:val="both"/>
         <w:rPr>
           <w:rFonts w:ascii="Times New Roman" w:cs="Times New Roman" w:eastAsia="Times New Roman" w:hAnsi="Times New Roman"/>
         </w:rPr>
@@ -1207,7 +1467,6 @@
           <w:iCs w:val="0"/>
           <w:smallCaps w:val="0"/>
           <w:strike w:val="0"/>
-          <w:color w:val="000000"/>
           <w:sz w:val="22"/>
           <w:szCs w:val="22"/>
           <w:u w:val="none"/>
@@ -1216,6 +1475,11 @@
           <w:rtl w:val="0"/>
         </w:rPr>
         <w:t xml:space="preserve">Ten independent feature toggles: Clouds, Animate, Self-Shadow, Powder Edges, Anisotropy, Sun Glow, Sky Gradient, Dither, Tonemap, and a “Fast Preview” low-quality-noise mode, so any single technique can be isolated for comparison.</w:t>
+      </w:r>
+      <w:r>
+        <w:rPr>
+          <w:rtl w:val="0"/>
+        </w:rPr>
       </w:r>
     </w:p>
     <w:p>
@@ -1238,7 +1502,7 @@
         <w:shd w:fill="auto" w:val="clear"/>
         <w:spacing w:after="100" w:before="0" w:line="280" w:lineRule="auto"/>
         <w:ind w:left="480" w:right="0" w:hanging="260"/>
-        <w:jc w:val="left"/>
+        <w:jc w:val="both"/>
         <w:rPr>
           <w:rFonts w:ascii="Times New Roman" w:cs="Times New Roman" w:eastAsia="Times New Roman" w:hAnsi="Times New Roman"/>
         </w:rPr>
@@ -1250,7 +1514,6 @@
           <w:iCs w:val="0"/>
           <w:smallCaps w:val="0"/>
           <w:strike w:val="0"/>
-          <w:color w:val="000000"/>
           <w:sz w:val="22"/>
           <w:szCs w:val="22"/>
           <w:u w:val="none"/>
@@ -1259,6 +1522,11 @@
           <w:rtl w:val="0"/>
         </w:rPr>
         <w:t xml:space="preserve">Sliders for radius, absorption, anisotropy, march size, density, noise speed, step counts, ambient, powder strength, sun glow exponent, noise scale, and cloud tint.</w:t>
+      </w:r>
+      <w:r>
+        <w:rPr>
+          <w:rtl w:val="0"/>
+        </w:rPr>
       </w:r>
     </w:p>
     <w:p>
@@ -1281,7 +1549,7 @@
         <w:shd w:fill="auto" w:val="clear"/>
         <w:spacing w:after="100" w:before="0" w:line="280" w:lineRule="auto"/>
         <w:ind w:left="480" w:right="0" w:hanging="260"/>
-        <w:jc w:val="left"/>
+        <w:jc w:val="both"/>
         <w:rPr>
           <w:rFonts w:ascii="Times New Roman" w:cs="Times New Roman" w:eastAsia="Times New Roman" w:hAnsi="Times New Roman"/>
         </w:rPr>
@@ -1293,7 +1561,6 @@
           <w:iCs w:val="0"/>
           <w:smallCaps w:val="0"/>
           <w:strike w:val="0"/>
-          <w:color w:val="000000"/>
           <w:sz w:val="22"/>
           <w:szCs w:val="22"/>
           <w:u w:val="none"/>
@@ -1302,6 +1569,11 @@
           <w:rtl w:val="0"/>
         </w:rPr>
         <w:t xml:space="preserve">Grouped RGB sliders for sun colour and the top/bottom sky colours, and XYZ sliders for sun direction.</w:t>
+      </w:r>
+      <w:r>
+        <w:rPr>
+          <w:rtl w:val="0"/>
+        </w:rPr>
       </w:r>
     </w:p>
     <w:p>
@@ -1324,7 +1596,7 @@
         <w:shd w:fill="auto" w:val="clear"/>
         <w:spacing w:after="100" w:before="0" w:line="280" w:lineRule="auto"/>
         <w:ind w:left="480" w:right="0" w:hanging="260"/>
-        <w:jc w:val="left"/>
+        <w:jc w:val="both"/>
         <w:rPr>
           <w:rFonts w:ascii="Times New Roman" w:cs="Times New Roman" w:eastAsia="Times New Roman" w:hAnsi="Times New Roman"/>
         </w:rPr>
@@ -1336,7 +1608,6 @@
           <w:iCs w:val="0"/>
           <w:smallCaps w:val="0"/>
           <w:strike w:val="0"/>
-          <w:color w:val="000000"/>
           <w:sz w:val="22"/>
           <w:szCs w:val="22"/>
           <w:u w:val="none"/>
@@ -1346,6 +1617,11 @@
         </w:rPr>
         <w:t xml:space="preserve">A “Reset to Defaults” button that restores every value in one step.</w:t>
       </w:r>
+      <w:r>
+        <w:rPr>
+          <w:rtl w:val="0"/>
+        </w:rPr>
+      </w:r>
     </w:p>
     <w:p>
       <w:pPr>
@@ -1374,16 +1650,19 @@
       <w:pPr>
         <w:pStyle w:val="Heading2"/>
         <w:spacing w:after="140" w:before="260" w:lineRule="auto"/>
-        <w:rPr>
-          <w:rFonts w:ascii="Times New Roman" w:cs="Times New Roman" w:eastAsia="Times New Roman" w:hAnsi="Times New Roman"/>
-        </w:rPr>
-      </w:pPr>
-      <w:r>
-        <w:rPr>
-          <w:rFonts w:ascii="Times New Roman" w:cs="Times New Roman" w:eastAsia="Times New Roman" w:hAnsi="Times New Roman"/>
-          <w:rtl w:val="0"/>
-        </w:rPr>
-        <w:t xml:space="preserve">2.8 Two-Pass Frame Loop</w:t>
+        <w:jc w:val="both"/>
+        <w:rPr>
+          <w:rFonts w:ascii="Times New Roman" w:cs="Times New Roman" w:eastAsia="Times New Roman" w:hAnsi="Times New Roman"/>
+          <w:color w:val="000000"/>
+        </w:rPr>
+      </w:pPr>
+      <w:r>
+        <w:rPr>
+          <w:rFonts w:ascii="Times New Roman" w:cs="Times New Roman" w:eastAsia="Times New Roman" w:hAnsi="Times New Roman"/>
+          <w:color w:val="000000"/>
+          <w:rtl w:val="0"/>
+        </w:rPr>
+        <w:t xml:space="preserve">2.9 Two-Pass Frame Loop</w:t>
       </w:r>
     </w:p>
     <w:p>
@@ -1413,16 +1692,19 @@
       <w:pPr>
         <w:pStyle w:val="Heading2"/>
         <w:spacing w:after="140" w:before="260" w:lineRule="auto"/>
-        <w:rPr>
-          <w:rFonts w:ascii="Times New Roman" w:cs="Times New Roman" w:eastAsia="Times New Roman" w:hAnsi="Times New Roman"/>
-        </w:rPr>
-      </w:pPr>
-      <w:r>
-        <w:rPr>
-          <w:rFonts w:ascii="Times New Roman" w:cs="Times New Roman" w:eastAsia="Times New Roman" w:hAnsi="Times New Roman"/>
-          <w:rtl w:val="0"/>
-        </w:rPr>
-        <w:t xml:space="preserve">2.9 Development Workflow</w:t>
+        <w:jc w:val="both"/>
+        <w:rPr>
+          <w:rFonts w:ascii="Times New Roman" w:cs="Times New Roman" w:eastAsia="Times New Roman" w:hAnsi="Times New Roman"/>
+          <w:color w:val="000000"/>
+        </w:rPr>
+      </w:pPr>
+      <w:r>
+        <w:rPr>
+          <w:rFonts w:ascii="Times New Roman" w:cs="Times New Roman" w:eastAsia="Times New Roman" w:hAnsi="Times New Roman"/>
+          <w:color w:val="000000"/>
+          <w:rtl w:val="0"/>
+        </w:rPr>
+        <w:t xml:space="preserve">2.10 Development Workflow</w:t>
       </w:r>
     </w:p>
     <w:p>
@@ -1500,24 +1782,21 @@
             <w:r>
               <w:rPr>
                 <w:rFonts w:ascii="Times New Roman" w:cs="Times New Roman" w:eastAsia="Times New Roman" w:hAnsi="Times New Roman"/>
-                <w:i w:val="1"/>
-                <w:iCs w:val="1"/>
-                <w:color w:val="808080"/>
               </w:rPr>
               <w:drawing>
                 <wp:inline distB="114300" distT="114300" distL="114300" distR="114300">
-                  <wp:extent cx="5581650" cy="3695700"/>
+                  <wp:extent cx="5581650" cy="3136900"/>
                   <wp:effectExtent b="0" l="0" r="0" t="0"/>
-                  <wp:docPr id="5" name="image4.png"/>
+                  <wp:docPr id="6" name="image2.png"/>
                   <a:graphic>
                     <a:graphicData uri="http://schemas.openxmlformats.org/drawingml/2006/picture">
                       <pic:pic>
                         <pic:nvPicPr>
-                          <pic:cNvPr id="0" name="image4.png"/>
+                          <pic:cNvPr id="0" name="image2.png"/>
                           <pic:cNvPicPr preferRelativeResize="0"/>
                         </pic:nvPicPr>
                         <pic:blipFill>
-                          <a:blip r:embed="rId7"/>
+                          <a:blip r:embed="rId8"/>
                           <a:srcRect b="0" l="0" r="0" t="0"/>
                           <a:stretch>
                             <a:fillRect/>
@@ -1526,7 +1805,44 @@
                         <pic:spPr>
                           <a:xfrm>
                             <a:off x="0" y="0"/>
-                            <a:ext cx="5581650" cy="3695700"/>
+                            <a:ext cx="5581650" cy="3136900"/>
+                          </a:xfrm>
+                          <a:prstGeom prst="rect"/>
+                          <a:ln/>
+                        </pic:spPr>
+                      </pic:pic>
+                    </a:graphicData>
+                  </a:graphic>
+                </wp:inline>
+              </w:drawing>
+            </w:r>
+            <w:r>
+              <w:rPr>
+                <w:rFonts w:ascii="Times New Roman" w:cs="Times New Roman" w:eastAsia="Times New Roman" w:hAnsi="Times New Roman"/>
+              </w:rPr>
+              <w:drawing>
+                <wp:inline distB="114300" distT="114300" distL="114300" distR="114300">
+                  <wp:extent cx="5581650" cy="3136900"/>
+                  <wp:effectExtent b="0" l="0" r="0" t="0"/>
+                  <wp:docPr id="2" name="image3.png"/>
+                  <a:graphic>
+                    <a:graphicData uri="http://schemas.openxmlformats.org/drawingml/2006/picture">
+                      <pic:pic>
+                        <pic:nvPicPr>
+                          <pic:cNvPr id="0" name="image3.png"/>
+                          <pic:cNvPicPr preferRelativeResize="0"/>
+                        </pic:nvPicPr>
+                        <pic:blipFill>
+                          <a:blip r:embed="rId9"/>
+                          <a:srcRect b="0" l="0" r="0" t="0"/>
+                          <a:stretch>
+                            <a:fillRect/>
+                          </a:stretch>
+                        </pic:blipFill>
+                        <pic:spPr>
+                          <a:xfrm>
+                            <a:off x="0" y="0"/>
+                            <a:ext cx="5581650" cy="3136900"/>
                           </a:xfrm>
                           <a:prstGeom prst="rect"/>
                           <a:ln/>
@@ -1627,19 +1943,19 @@
               </w:rPr>
               <w:drawing>
                 <wp:inline distB="114300" distT="114300" distL="114300" distR="114300">
-                  <wp:extent cx="2614613" cy="2380328"/>
+                  <wp:extent cx="2776538" cy="3133725"/>
                   <wp:effectExtent b="0" l="0" r="0" t="0"/>
-                  <wp:docPr id="3" name="image3.png"/>
+                  <wp:docPr id="5" name="image1.png"/>
                   <a:graphic>
                     <a:graphicData uri="http://schemas.openxmlformats.org/drawingml/2006/picture">
                       <pic:pic>
                         <pic:nvPicPr>
-                          <pic:cNvPr id="0" name="image3.png"/>
+                          <pic:cNvPr id="0" name="image1.png"/>
                           <pic:cNvPicPr preferRelativeResize="0"/>
                         </pic:nvPicPr>
                         <pic:blipFill>
-                          <a:blip r:embed="rId8"/>
-                          <a:srcRect b="0" l="0" r="0" t="0"/>
+                          <a:blip r:embed="rId10"/>
+                          <a:srcRect b="0" l="0" r="26596" t="0"/>
                           <a:stretch>
                             <a:fillRect/>
                           </a:stretch>
@@ -1647,7 +1963,7 @@
                         <pic:spPr>
                           <a:xfrm>
                             <a:off x="0" y="0"/>
-                            <a:ext cx="2614613" cy="2380328"/>
+                            <a:ext cx="2776538" cy="3133725"/>
                           </a:xfrm>
                           <a:prstGeom prst="rect"/>
                           <a:ln/>
@@ -1664,19 +1980,19 @@
               </w:rPr>
               <w:drawing>
                 <wp:inline distB="114300" distT="114300" distL="114300" distR="114300">
-                  <wp:extent cx="2576513" cy="2387987"/>
+                  <wp:extent cx="2719388" cy="3133725"/>
                   <wp:effectExtent b="0" l="0" r="0" t="0"/>
-                  <wp:docPr id="4" name="image2.png"/>
+                  <wp:docPr id="1" name="image4.png"/>
                   <a:graphic>
                     <a:graphicData uri="http://schemas.openxmlformats.org/drawingml/2006/picture">
                       <pic:pic>
                         <pic:nvPicPr>
-                          <pic:cNvPr id="0" name="image2.png"/>
+                          <pic:cNvPr id="0" name="image4.png"/>
                           <pic:cNvPicPr preferRelativeResize="0"/>
                         </pic:nvPicPr>
                         <pic:blipFill>
-                          <a:blip r:embed="rId9"/>
-                          <a:srcRect b="0" l="0" r="0" t="0"/>
+                          <a:blip r:embed="rId11"/>
+                          <a:srcRect b="0" l="0" r="24771" t="0"/>
                           <a:stretch>
                             <a:fillRect/>
                           </a:stretch>
@@ -1684,7 +2000,7 @@
                         <pic:spPr>
                           <a:xfrm>
                             <a:off x="0" y="0"/>
-                            <a:ext cx="2576513" cy="2387987"/>
+                            <a:ext cx="2719388" cy="3133725"/>
                           </a:xfrm>
                           <a:prstGeom prst="rect"/>
                           <a:ln/>
@@ -1788,18 +2104,18 @@
               </w:rPr>
               <w:drawing>
                 <wp:inline distB="114300" distT="114300" distL="114300" distR="114300">
-                  <wp:extent cx="5581650" cy="3708400"/>
+                  <wp:extent cx="5581650" cy="3136900"/>
                   <wp:effectExtent b="0" l="0" r="0" t="0"/>
-                  <wp:docPr id="1" name="image5.png"/>
+                  <wp:docPr id="4" name="image6.png"/>
                   <a:graphic>
                     <a:graphicData uri="http://schemas.openxmlformats.org/drawingml/2006/picture">
                       <pic:pic>
                         <pic:nvPicPr>
-                          <pic:cNvPr id="0" name="image5.png"/>
+                          <pic:cNvPr id="0" name="image6.png"/>
                           <pic:cNvPicPr preferRelativeResize="0"/>
                         </pic:nvPicPr>
                         <pic:blipFill>
-                          <a:blip r:embed="rId10"/>
+                          <a:blip r:embed="rId12"/>
                           <a:srcRect b="0" l="0" r="0" t="0"/>
                           <a:stretch>
                             <a:fillRect/>
@@ -1808,7 +2124,7 @@
                         <pic:spPr>
                           <a:xfrm>
                             <a:off x="0" y="0"/>
-                            <a:ext cx="5581650" cy="3708400"/>
+                            <a:ext cx="5581650" cy="3136900"/>
                           </a:xfrm>
                           <a:prstGeom prst="rect"/>
                           <a:ln/>
@@ -1875,11 +2191,13 @@
         <w:spacing w:after="200" w:before="360" w:lineRule="auto"/>
         <w:rPr>
           <w:rFonts w:ascii="Times New Roman" w:cs="Times New Roman" w:eastAsia="Times New Roman" w:hAnsi="Times New Roman"/>
-        </w:rPr>
-      </w:pPr>
-      <w:r>
-        <w:rPr>
-          <w:rFonts w:ascii="Times New Roman" w:cs="Times New Roman" w:eastAsia="Times New Roman" w:hAnsi="Times New Roman"/>
+          <w:color w:val="000000"/>
+        </w:rPr>
+      </w:pPr>
+      <w:r>
+        <w:rPr>
+          <w:rFonts w:ascii="Times New Roman" w:cs="Times New Roman" w:eastAsia="Times New Roman" w:hAnsi="Times New Roman"/>
+          <w:color w:val="000000"/>
           <w:rtl w:val="0"/>
         </w:rPr>
         <w:t xml:space="preserve">3. Conclusion</w:t>
@@ -1896,27 +2214,9 @@
       <w:r>
         <w:rPr>
           <w:rFonts w:ascii="Times New Roman" w:cs="Times New Roman" w:eastAsia="Times New Roman" w:hAnsi="Times New Roman"/>
-          <w:sz w:val="22"/>
-          <w:szCs w:val="22"/>
-          <w:rtl w:val="0"/>
-        </w:rPr>
-        <w:t xml:space="preserve">This project produced a self-contained, real-time volumetric cloud renderer built directly on Odin, raylib, and microui, without relying on a game engine's built-in shader or UI tooling. Implementing the renderer at this level required writing the shader-uniform pipeline, the off-screen render-to-texture pass, the resize handling, and the parameter panel </w:t>
-      </w:r>
-      <w:r>
-        <w:rPr>
-          <w:rFonts w:ascii="Times New Roman" w:cs="Times New Roman" w:eastAsia="Times New Roman" w:hAnsi="Times New Roman"/>
-          <w:rtl w:val="0"/>
-        </w:rPr>
-        <w:t xml:space="preserve">which</w:t>
-      </w:r>
-      <w:r>
-        <w:rPr>
-          <w:rFonts w:ascii="Times New Roman" w:cs="Times New Roman" w:eastAsia="Times New Roman" w:hAnsi="Times New Roman"/>
-          <w:sz w:val="22"/>
-          <w:szCs w:val="22"/>
-          <w:rtl w:val="0"/>
-        </w:rPr>
-        <w:t xml:space="preserve"> gave direct, hands-on exposure to how each piece of a raymarched volumetric effect is wired together.</w:t>
+          <w:rtl w:val="0"/>
+        </w:rPr>
+        <w:t xml:space="preserve">This project produced a self-contained, real-time volumetric cloud renderer capable of rendering a procedural field of cloud formations instead of a single volumetric object. By combining raymarching with multiple smoothly blended signed distance field primitives and fractal noise modulation, the renderer generates more natural cloud silhouettes while preserving interactive control over the rendering parameters.</w:t>
       </w:r>
       <w:r>
         <w:rPr>
@@ -1962,12 +2262,30 @@
           <w:szCs w:val="22"/>
           <w:rtl w:val="0"/>
         </w:rPr>
-        <w:t xml:space="preserve">A number of extensions were left out of scope for this iteration and are natural next steps: replacing the 2D noise texture with a baked or compute-shader-generated 3D Worley/FBM volume for less repetitive cloud shapes, adding temporal reprojection or upsampling to allow higher step counts at interactive frame rates, casting the cloud's shadow onto a ground plane or terrain, and supporting multiple, independently placed cloud volumes in the same scene.</w:t>
-      </w:r>
-      <w:r>
-        <w:rPr>
-          <w:rtl w:val="0"/>
-        </w:rPr>
+        <w:t xml:space="preserve">A number of extensions were left out of scope for this iteration and are natural next steps: replacing the 2D noise texture with a baked or compute-shader-generated 3D Worley/FBM volume for less repetitive cloud shapes, adding temporal reprojection or upsampling to allow higher step counts at interactive frame rates</w:t>
+      </w:r>
+      <w:r>
+        <w:rPr>
+          <w:rFonts w:ascii="Times New Roman" w:cs="Times New Roman" w:eastAsia="Times New Roman" w:hAnsi="Times New Roman"/>
+          <w:rtl w:val="0"/>
+        </w:rPr>
+        <w:t xml:space="preserve"> and </w:t>
+      </w:r>
+      <w:r>
+        <w:rPr>
+          <w:rFonts w:ascii="Times New Roman" w:cs="Times New Roman" w:eastAsia="Times New Roman" w:hAnsi="Times New Roman"/>
+          <w:sz w:val="22"/>
+          <w:szCs w:val="22"/>
+          <w:rtl w:val="0"/>
+        </w:rPr>
+        <w:t xml:space="preserve">casting the cloud's shadow onto a ground plane or terrain</w:t>
+      </w:r>
+      <w:r>
+        <w:rPr>
+          <w:rFonts w:ascii="Times New Roman" w:cs="Times New Roman" w:eastAsia="Times New Roman" w:hAnsi="Times New Roman"/>
+          <w:rtl w:val="0"/>
+        </w:rPr>
+        <w:t xml:space="preserve">.</w:t>
       </w:r>
     </w:p>
     <w:p>
@@ -1991,11 +2309,13 @@
         <w:spacing w:after="200" w:before="360" w:lineRule="auto"/>
         <w:rPr>
           <w:rFonts w:ascii="Times New Roman" w:cs="Times New Roman" w:eastAsia="Times New Roman" w:hAnsi="Times New Roman"/>
-        </w:rPr>
-      </w:pPr>
-      <w:r>
-        <w:rPr>
-          <w:rFonts w:ascii="Times New Roman" w:cs="Times New Roman" w:eastAsia="Times New Roman" w:hAnsi="Times New Roman"/>
+          <w:color w:val="000000"/>
+        </w:rPr>
+      </w:pPr>
+      <w:r>
+        <w:rPr>
+          <w:rFonts w:ascii="Times New Roman" w:cs="Times New Roman" w:eastAsia="Times New Roman" w:hAnsi="Times New Roman"/>
+          <w:color w:val="000000"/>
           <w:rtl w:val="0"/>
         </w:rPr>
         <w:t xml:space="preserve">4. References</w:t>
@@ -2234,8 +2554,8 @@
       </w:r>
     </w:p>
     <w:sectPr>
-      <w:headerReference r:id="rId11" w:type="default"/>
-      <w:footerReference r:id="rId12" w:type="default"/>
+      <w:headerReference r:id="rId13" w:type="default"/>
+      <w:footerReference r:id="rId14" w:type="default"/>
       <w:type w:val="nextPage"/>
       <w:pgSz w:h="16838" w:w="11906" w:orient="portrait"/>
       <w:pgMar w:bottom="1440" w:top="1440" w:left="1440" w:right="1440" w:header="708" w:footer="708"/>
@@ -2281,17 +2601,6 @@
       <w:jc w:val="right"/>
       <w:rPr/>
     </w:pPr>
-    <w:r>
-      <w:rPr>
-        <w:i w:val="1"/>
-        <w:iCs w:val="1"/>
-        <w:color w:val="888888"/>
-        <w:sz w:val="16"/>
-        <w:szCs w:val="16"/>
-        <w:rtl w:val="0"/>
-      </w:rPr>
-      <w:t xml:space="preserve">COMP342 — Volumetric Cloud Rendering Project Report</w:t>
-    </w:r>
     <w:r>
       <w:rPr>
         <w:rtl w:val="0"/>
@@ -3067,4 +3376,19 @@
   </a:objectDefaults>
   <a:extraClrSchemeLst/>
 </a:theme>
+</file>
+
+<file path=customXML/item1.xml><?xml version="1.0" encoding="utf-8"?>
+<go:gDocsCustomXmlDataStorage xmlns:go="http://customooxmlschemas.google.com/" xmlns:r="http://schemas.openxmlformats.org/officeDocument/2006/relationships" uri="GoogleDocsCustomDataVersion2">
+  <go:docsCustomData xmlns:go="http://customooxmlschemas.google.com/" roundtripDataSignature="AMtx7mh9R3cCiGZdZ6dFtU0Rc20GFt5CRw==">CgMxLjA4AHIhMTVnOTdZV0RHaFlTVnBHYllhaEVCYzg3MWRhdjhJNjB6</go:docsCustomData>
+</go:gDocsCustomXmlDataStorage>
+</file>
+
+<file path=customXML/itemProps1.xml><?xml version="1.0" encoding="utf-8"?>
+<ds:datastoreItem xmlns:ds="http://schemas.openxmlformats.org/officeDocument/2006/customXml" ds:itemID="{11111111-1234-1234-1234-123412341234}">
+  <ds:schemaRefs>
+    <ds:schemaRef ds:uri="http://schemas.openxmlformats.org/officeDocument/2006/relationships"/>
+    <ds:schemaRef ds:uri="http://customooxmlschemas.google.com/"/>
+  </ds:schemaRefs>
+</ds:datastoreItem>
 </file>